--- a/Eq_diferenciales.docx
+++ b/Eq_diferenciales.docx
@@ -2,6 +2,23 @@
 <file path=word/document.xml><?xml version="1.0" encoding="utf-8"?>
 <w:document xmlns:wpc="http://schemas.microsoft.com/office/word/2010/wordprocessingCanvas" xmlns:cx="http://schemas.microsoft.com/office/drawing/2014/chartex" xmlns:cx1="http://schemas.microsoft.com/office/drawing/2015/9/8/chartex" xmlns:cx2="http://schemas.microsoft.com/office/drawing/2015/10/21/chartex" xmlns:cx3="http://schemas.microsoft.com/office/drawing/2016/5/9/chartex" xmlns:cx4="http://schemas.microsoft.com/office/drawing/2016/5/10/chartex" xmlns:cx5="http://schemas.microsoft.com/office/drawing/2016/5/11/chartex" xmlns:cx6="http://schemas.microsoft.com/office/drawing/2016/5/12/chartex" xmlns:cx7="http://schemas.microsoft.com/office/drawing/2016/5/13/chartex" xmlns:cx8="http://schemas.microsoft.com/office/drawing/2016/5/14/chartex" xmlns:mc="http://schemas.openxmlformats.org/markup-compatibility/2006" xmlns:aink="http://schemas.microsoft.com/office/drawing/2016/ink" xmlns:am3d="http://schemas.microsoft.com/office/drawing/2017/model3d" xmlns:o="urn:schemas-microsoft-com:office:office" xmlns:oel="http://schemas.microsoft.com/office/2019/extlst" xmlns:r="http://schemas.openxmlformats.org/officeDocument/2006/relationships" xmlns:m="http://schemas.openxmlformats.org/officeDocument/2006/math" xmlns:v="urn:schemas-microsoft-com:vml" xmlns:wp14="http://schemas.microsoft.com/office/word/2010/wordprocessingDrawing" xmlns:wp="http://schemas.openxmlformats.org/drawingml/2006/wordprocessingDrawing" xmlns:w10="urn:schemas-microsoft-com:office:word" xmlns:w="http://schemas.openxmlformats.org/wordprocessingml/2006/main" xmlns:w14="http://schemas.microsoft.com/office/word/2010/wordml" xmlns:w15="http://schemas.microsoft.com/office/word/2012/wordml" xmlns:w16cex="http://schemas.microsoft.com/office/word/2018/wordml/cex" xmlns:w16cid="http://schemas.microsoft.com/office/word/2016/wordml/cid" xmlns:w16="http://schemas.microsoft.com/office/word/2018/wordml" xmlns:w16du="http://schemas.microsoft.com/office/word/2023/wordml/word16du" xmlns:w16sdtdh="http://schemas.microsoft.com/office/word/2020/wordml/sdtdatahash" xmlns:w16sdtfl="http://schemas.microsoft.com/office/word/2024/wordml/sdtformatlock" xmlns:w16se="http://schemas.microsoft.com/office/word/2015/wordml/symex" xmlns:wpg="http://schemas.microsoft.com/office/word/2010/wordprocessingGroup" xmlns:wpi="http://schemas.microsoft.com/office/word/2010/wordprocessingInk" xmlns:wne="http://schemas.microsoft.com/office/word/2006/wordml" xmlns:wps="http://schemas.microsoft.com/office/word/2010/wordprocessingShape" mc:Ignorable="w14 w15 w16se w16cid w16 w16cex w16sdtdh w16sdtfl w16du wp14">
   <w:body>
+    <w:p>
+      <w:pPr>
+        <w:rPr>
+          <w:rFonts w:eastAsiaTheme="minorEastAsia"/>
+          <w:b/>
+          <w:bCs/>
+        </w:rPr>
+      </w:pPr>
+      <w:r>
+        <w:rPr>
+          <w:rFonts w:eastAsiaTheme="minorEastAsia"/>
+          <w:b/>
+          <w:bCs/>
+        </w:rPr>
+        <w:t>Ecuaciones Diferenciales del Modelo</w:t>
+      </w:r>
+    </w:p>
     <w:p>
       <w:pPr>
         <w:rPr>
@@ -36,19 +53,7 @@
             <w:rPr>
               <w:rFonts w:ascii="Cambria Math" w:hAnsi="Cambria Math"/>
             </w:rPr>
-            <m:t xml:space="preserve">= </m:t>
-          </m:r>
-          <m:r>
-            <w:rPr>
-              <w:rFonts w:ascii="Cambria Math" w:hAnsi="Cambria Math"/>
-            </w:rPr>
-            <m:t>μ</m:t>
-          </m:r>
-          <m:r>
-            <w:rPr>
-              <w:rFonts w:ascii="Cambria Math" w:hAnsi="Cambria Math"/>
-            </w:rPr>
-            <m:t xml:space="preserve">- </m:t>
+            <m:t xml:space="preserve">= μ- </m:t>
           </m:r>
           <m:sSub>
             <m:sSubPr>
@@ -80,13 +85,7 @@
             <w:rPr>
               <w:rFonts w:ascii="Cambria Math" w:hAnsi="Cambria Math"/>
             </w:rPr>
-            <m:t xml:space="preserve">S+ </m:t>
-          </m:r>
-          <m:r>
-            <w:rPr>
-              <w:rFonts w:ascii="Cambria Math" w:hAnsi="Cambria Math"/>
-            </w:rPr>
-            <m:t> γ</m:t>
+            <m:t>S+  γ</m:t>
           </m:r>
           <m:sSub>
             <m:sSubPr>
@@ -118,19 +117,7 @@
             <w:rPr>
               <w:rFonts w:ascii="Cambria Math" w:hAnsi="Cambria Math"/>
             </w:rPr>
-            <m:t>+ρV-</m:t>
-          </m:r>
-          <m:r>
-            <w:rPr>
-              <w:rFonts w:ascii="Cambria Math" w:hAnsi="Cambria Math"/>
-            </w:rPr>
-            <m:t>μ</m:t>
-          </m:r>
-          <m:r>
-            <w:rPr>
-              <w:rFonts w:ascii="Cambria Math" w:hAnsi="Cambria Math"/>
-            </w:rPr>
-            <m:t>S</m:t>
+            <m:t>+ρV-μS</m:t>
           </m:r>
         </m:oMath>
       </m:oMathPara>
@@ -201,51 +188,7 @@
             <w:rPr>
               <w:rFonts w:ascii="Cambria Math" w:hAnsi="Cambria Math"/>
             </w:rPr>
-            <m:t>S</m:t>
-          </m:r>
-          <m:r>
-            <w:rPr>
-              <w:rFonts w:ascii="Cambria Math" w:hAnsi="Cambria Math"/>
-            </w:rPr>
-            <m:t>-</m:t>
-          </m:r>
-          <m:r>
-            <w:rPr>
-              <w:rFonts w:ascii="Cambria Math" w:hAnsi="Cambria Math"/>
-            </w:rPr>
-            <m:t xml:space="preserve"> </m:t>
-          </m:r>
-          <m:sSub>
-            <m:sSubPr>
-              <m:ctrlPr>
-                <w:rPr>
-                  <w:rFonts w:ascii="Cambria Math" w:hAnsi="Cambria Math"/>
-                  <w:i/>
-                </w:rPr>
-              </m:ctrlPr>
-            </m:sSubPr>
-            <m:e>
-              <m:r>
-                <w:rPr>
-                  <w:rFonts w:ascii="Cambria Math" w:hAnsi="Cambria Math"/>
-                </w:rPr>
-                <m:t>σ</m:t>
-              </m:r>
-            </m:e>
-            <m:sub>
-              <m:r>
-                <w:rPr>
-                  <w:rFonts w:ascii="Cambria Math" w:hAnsi="Cambria Math"/>
-                </w:rPr>
-                <m:t>i</m:t>
-              </m:r>
-            </m:sub>
-          </m:sSub>
-          <m:r>
-            <w:rPr>
-              <w:rFonts w:ascii="Cambria Math" w:hAnsi="Cambria Math"/>
-            </w:rPr>
-            <m:t>ρ</m:t>
+            <m:t>S- σρ</m:t>
           </m:r>
           <m:sSub>
             <m:sSubPr>
@@ -277,46 +220,8 @@
             <w:rPr>
               <w:rFonts w:ascii="Cambria Math" w:hAnsi="Cambria Math"/>
             </w:rPr>
-            <m:t>-</m:t>
-          </m:r>
-          <m:r>
-            <w:rPr>
-              <w:rFonts w:ascii="Cambria Math" w:hAnsi="Cambria Math"/>
-            </w:rPr>
-            <m:t xml:space="preserve"> </m:t>
-          </m:r>
-          <m:r>
-            <w:rPr>
-              <w:rFonts w:ascii="Cambria Math" w:hAnsi="Cambria Math"/>
-            </w:rPr>
-            <m:t> </m:t>
-          </m:r>
-          <m:sSub>
-            <m:sSubPr>
-              <m:ctrlPr>
-                <w:rPr>
-                  <w:rFonts w:ascii="Cambria Math" w:hAnsi="Cambria Math"/>
-                  <w:i/>
-                </w:rPr>
-              </m:ctrlPr>
-            </m:sSubPr>
-            <m:e>
-              <m:r>
-                <w:rPr>
-                  <w:rFonts w:ascii="Cambria Math" w:hAnsi="Cambria Math"/>
-                </w:rPr>
-                <m:t>σ</m:t>
-              </m:r>
-            </m:e>
-            <m:sub>
-              <m:r>
-                <w:rPr>
-                  <w:rFonts w:ascii="Cambria Math" w:hAnsi="Cambria Math"/>
-                </w:rPr>
-                <m:t>i</m:t>
-              </m:r>
-            </m:sub>
-          </m:sSub>
+            <m:t>-  σ</m:t>
+          </m:r>
           <m:d>
             <m:dPr>
               <m:ctrlPr>
@@ -365,13 +270,7 @@
             <w:rPr>
               <w:rFonts w:ascii="Cambria Math" w:hAnsi="Cambria Math"/>
             </w:rPr>
-            <m:t xml:space="preserve">- </m:t>
-          </m:r>
-          <m:r>
-            <w:rPr>
-              <w:rFonts w:ascii="Cambria Math" w:hAnsi="Cambria Math"/>
-            </w:rPr>
-            <m:t xml:space="preserve"> μ</m:t>
+            <m:t>-  μ</m:t>
           </m:r>
           <m:sSub>
             <m:sSubPr>
@@ -456,40 +355,8 @@
             <w:rPr>
               <w:rFonts w:ascii="Cambria Math" w:hAnsi="Cambria Math"/>
             </w:rPr>
-            <m:t>=</m:t>
-          </m:r>
-          <m:r>
-            <w:rPr>
-              <w:rFonts w:ascii="Cambria Math" w:hAnsi="Cambria Math"/>
-            </w:rPr>
-            <m:t xml:space="preserve"> </m:t>
-          </m:r>
-          <m:sSub>
-            <m:sSubPr>
-              <m:ctrlPr>
-                <w:rPr>
-                  <w:rFonts w:ascii="Cambria Math" w:hAnsi="Cambria Math"/>
-                  <w:i/>
-                </w:rPr>
-              </m:ctrlPr>
-            </m:sSubPr>
-            <m:e>
-              <m:r>
-                <w:rPr>
-                  <w:rFonts w:ascii="Cambria Math" w:hAnsi="Cambria Math"/>
-                </w:rPr>
-                <m:t>σ</m:t>
-              </m:r>
-            </m:e>
-            <m:sub>
-              <m:r>
-                <w:rPr>
-                  <w:rFonts w:ascii="Cambria Math" w:hAnsi="Cambria Math"/>
-                </w:rPr>
-                <m:t>i</m:t>
-              </m:r>
-            </m:sub>
-          </m:sSub>
+            <m:t>= σ</m:t>
+          </m:r>
           <m:d>
             <m:dPr>
               <m:ctrlPr>
@@ -588,27 +455,15 @@
                 <w:rPr>
                   <w:rFonts w:ascii="Cambria Math" w:hAnsi="Cambria Math"/>
                 </w:rPr>
-                <m:t>L</m:t>
-              </m:r>
-              <m:r>
-                <w:rPr>
-                  <w:rFonts w:ascii="Cambria Math" w:hAnsi="Cambria Math"/>
-                </w:rPr>
-                <m:t>i</m:t>
-              </m:r>
-            </m:sub>
-          </m:sSub>
-          <m:r>
-            <w:rPr>
-              <w:rFonts w:ascii="Cambria Math" w:hAnsi="Cambria Math"/>
-            </w:rPr>
-            <m:t>-</m:t>
-          </m:r>
-          <m:r>
-            <w:rPr>
-              <w:rFonts w:ascii="Cambria Math" w:hAnsi="Cambria Math"/>
-            </w:rPr>
-            <m:t>μ</m:t>
+                <m:t>Li</m:t>
+              </m:r>
+            </m:sub>
+          </m:sSub>
+          <m:r>
+            <w:rPr>
+              <w:rFonts w:ascii="Cambria Math" w:hAnsi="Cambria Math"/>
+            </w:rPr>
+            <m:t>-(μ+κ)</m:t>
           </m:r>
           <m:sSub>
             <m:sSubPr>
@@ -632,13 +487,7 @@
                 <w:rPr>
                   <w:rFonts w:ascii="Cambria Math" w:hAnsi="Cambria Math"/>
                 </w:rPr>
-                <m:t>L</m:t>
-              </m:r>
-              <m:r>
-                <w:rPr>
-                  <w:rFonts w:ascii="Cambria Math" w:hAnsi="Cambria Math"/>
-                </w:rPr>
-                <m:t>i</m:t>
+                <m:t>Li</m:t>
               </m:r>
             </m:sub>
           </m:sSub>
@@ -699,39 +548,7 @@
             <w:rPr>
               <w:rFonts w:ascii="Cambria Math" w:hAnsi="Cambria Math"/>
             </w:rPr>
-            <m:t xml:space="preserve">= </m:t>
-          </m:r>
-          <m:sSub>
-            <m:sSubPr>
-              <m:ctrlPr>
-                <w:rPr>
-                  <w:rFonts w:ascii="Cambria Math" w:hAnsi="Cambria Math"/>
-                  <w:i/>
-                </w:rPr>
-              </m:ctrlPr>
-            </m:sSubPr>
-            <m:e>
-              <m:r>
-                <w:rPr>
-                  <w:rFonts w:ascii="Cambria Math" w:hAnsi="Cambria Math"/>
-                </w:rPr>
-                <m:t>σ</m:t>
-              </m:r>
-            </m:e>
-            <m:sub>
-              <m:r>
-                <w:rPr>
-                  <w:rFonts w:ascii="Cambria Math" w:hAnsi="Cambria Math"/>
-                </w:rPr>
-                <m:t>i</m:t>
-              </m:r>
-            </m:sub>
-          </m:sSub>
-          <m:r>
-            <w:rPr>
-              <w:rFonts w:ascii="Cambria Math" w:hAnsi="Cambria Math"/>
-            </w:rPr>
-            <m:t>ρ</m:t>
+            <m:t>= σρ</m:t>
           </m:r>
           <m:sSub>
             <m:sSubPr>
@@ -813,21 +630,15 @@
                 <w:rPr>
                   <w:rFonts w:ascii="Cambria Math" w:hAnsi="Cambria Math"/>
                 </w:rPr>
-                <m:t>G</m:t>
-              </m:r>
-              <m:r>
-                <w:rPr>
-                  <w:rFonts w:ascii="Cambria Math" w:hAnsi="Cambria Math"/>
-                </w:rPr>
-                <m:t>i</m:t>
-              </m:r>
-            </m:sub>
-          </m:sSub>
-          <m:r>
-            <w:rPr>
-              <w:rFonts w:ascii="Cambria Math" w:hAnsi="Cambria Math"/>
-            </w:rPr>
-            <m:t>-μ</m:t>
+                <m:t>Gi</m:t>
+              </m:r>
+            </m:sub>
+          </m:sSub>
+          <m:r>
+            <w:rPr>
+              <w:rFonts w:ascii="Cambria Math" w:hAnsi="Cambria Math"/>
+            </w:rPr>
+            <m:t>-(μ+κ)</m:t>
           </m:r>
           <m:sSub>
             <m:sSubPr>
@@ -851,13 +662,7 @@
                 <w:rPr>
                   <w:rFonts w:ascii="Cambria Math" w:hAnsi="Cambria Math"/>
                 </w:rPr>
-                <m:t>G</m:t>
-              </m:r>
-              <m:r>
-                <w:rPr>
-                  <w:rFonts w:ascii="Cambria Math" w:hAnsi="Cambria Math"/>
-                </w:rPr>
-                <m:t>i</m:t>
+                <m:t>Gi</m:t>
               </m:r>
             </m:sub>
           </m:sSub>
@@ -886,6 +691,134 @@
               </m:ctrlPr>
             </m:accPr>
             <m:e>
+              <m:sSub>
+                <m:sSubPr>
+                  <m:ctrlPr>
+                    <w:rPr>
+                      <w:rFonts w:ascii="Cambria Math" w:hAnsi="Cambria Math"/>
+                      <w:i/>
+                    </w:rPr>
+                  </m:ctrlPr>
+                </m:sSubPr>
+                <m:e>
+                  <m:r>
+                    <w:rPr>
+                      <w:rFonts w:ascii="Cambria Math" w:hAnsi="Cambria Math"/>
+                    </w:rPr>
+                    <m:t>H</m:t>
+                  </m:r>
+                </m:e>
+                <m:sub>
+                  <m:r>
+                    <w:rPr>
+                      <w:rFonts w:ascii="Cambria Math" w:hAnsi="Cambria Math"/>
+                    </w:rPr>
+                    <m:t>i</m:t>
+                  </m:r>
+                </m:sub>
+              </m:sSub>
+            </m:e>
+          </m:acc>
+          <m:r>
+            <w:rPr>
+              <w:rFonts w:ascii="Cambria Math" w:hAnsi="Cambria Math"/>
+            </w:rPr>
+            <m:t xml:space="preserve">= </m:t>
+          </m:r>
+          <m:sSub>
+            <m:sSubPr>
+              <m:ctrlPr>
+                <w:rPr>
+                  <w:rFonts w:ascii="Cambria Math" w:hAnsi="Cambria Math"/>
+                  <w:i/>
+                </w:rPr>
+              </m:ctrlPr>
+            </m:sSubPr>
+            <m:e>
+              <m:r>
+                <w:rPr>
+                  <w:rFonts w:ascii="Cambria Math" w:hAnsi="Cambria Math"/>
+                </w:rPr>
+                <m:t>δ</m:t>
+              </m:r>
+            </m:e>
+            <m:sub>
+              <m:r>
+                <w:rPr>
+                  <w:rFonts w:ascii="Cambria Math" w:hAnsi="Cambria Math"/>
+                </w:rPr>
+                <m:t>i</m:t>
+              </m:r>
+            </m:sub>
+          </m:sSub>
+          <m:sSub>
+            <m:sSubPr>
+              <m:ctrlPr>
+                <w:rPr>
+                  <w:rFonts w:ascii="Cambria Math" w:hAnsi="Cambria Math"/>
+                  <w:i/>
+                </w:rPr>
+              </m:ctrlPr>
+            </m:sSubPr>
+            <m:e>
+              <m:r>
+                <w:rPr>
+                  <w:rFonts w:ascii="Cambria Math" w:hAnsi="Cambria Math"/>
+                </w:rPr>
+                <m:t>I</m:t>
+              </m:r>
+            </m:e>
+            <m:sub>
+              <m:r>
+                <w:rPr>
+                  <w:rFonts w:ascii="Cambria Math" w:hAnsi="Cambria Math"/>
+                </w:rPr>
+                <m:t>Gi</m:t>
+              </m:r>
+            </m:sub>
+          </m:sSub>
+          <m:r>
+            <w:rPr>
+              <w:rFonts w:ascii="Cambria Math" w:hAnsi="Cambria Math"/>
+            </w:rPr>
+            <m:t>-</m:t>
+          </m:r>
+          <m:sSub>
+            <m:sSubPr>
+              <m:ctrlPr>
+                <w:rPr>
+                  <w:rFonts w:ascii="Cambria Math" w:hAnsi="Cambria Math"/>
+                  <w:i/>
+                </w:rPr>
+              </m:ctrlPr>
+            </m:sSubPr>
+            <m:e>
+              <m:r>
+                <w:rPr>
+                  <w:rFonts w:ascii="Cambria Math" w:hAnsi="Cambria Math"/>
+                </w:rPr>
+                <m:t>ε</m:t>
+              </m:r>
+            </m:e>
+            <m:sub>
+              <m:r>
+                <w:rPr>
+                  <w:rFonts w:ascii="Cambria Math" w:hAnsi="Cambria Math"/>
+                </w:rPr>
+                <m:t>i</m:t>
+              </m:r>
+            </m:sub>
+          </m:sSub>
+          <m:sSub>
+            <m:sSubPr>
+              <m:ctrlPr>
+                <w:rPr>
+                  <w:rFonts w:ascii="Cambria Math" w:hAnsi="Cambria Math"/>
+                  <w:i/>
+                </w:rPr>
+              </m:ctrlPr>
+            </m:sSubPr>
+            <m:e>
               <m:r>
                 <w:rPr>
                   <w:rFonts w:ascii="Cambria Math" w:hAnsi="Cambria Math"/>
@@ -893,89 +826,47 @@
                 <m:t>H</m:t>
               </m:r>
             </m:e>
-          </m:acc>
-          <m:r>
-            <w:rPr>
-              <w:rFonts w:ascii="Cambria Math" w:hAnsi="Cambria Math"/>
-            </w:rPr>
-            <m:t xml:space="preserve">= </m:t>
-          </m:r>
-          <m:sSub>
-            <m:sSubPr>
-              <m:ctrlPr>
-                <w:rPr>
-                  <w:rFonts w:ascii="Cambria Math" w:hAnsi="Cambria Math"/>
-                  <w:i/>
-                </w:rPr>
-              </m:ctrlPr>
-            </m:sSubPr>
-            <m:e>
-              <m:r>
-                <w:rPr>
-                  <w:rFonts w:ascii="Cambria Math" w:hAnsi="Cambria Math"/>
-                </w:rPr>
-                <m:t>δ</m:t>
-              </m:r>
-            </m:e>
-            <m:sub>
-              <m:r>
-                <w:rPr>
-                  <w:rFonts w:ascii="Cambria Math" w:hAnsi="Cambria Math"/>
-                </w:rPr>
-                <m:t>i</m:t>
-              </m:r>
-            </m:sub>
-          </m:sSub>
-          <m:sSub>
-            <m:sSubPr>
-              <m:ctrlPr>
-                <w:rPr>
-                  <w:rFonts w:ascii="Cambria Math" w:hAnsi="Cambria Math"/>
-                  <w:i/>
-                </w:rPr>
-              </m:ctrlPr>
-            </m:sSubPr>
-            <m:e>
-              <m:r>
-                <w:rPr>
-                  <w:rFonts w:ascii="Cambria Math" w:hAnsi="Cambria Math"/>
-                </w:rPr>
-                <m:t>I</m:t>
-              </m:r>
-            </m:e>
-            <m:sub>
-              <m:r>
-                <w:rPr>
-                  <w:rFonts w:ascii="Cambria Math" w:hAnsi="Cambria Math"/>
-                </w:rPr>
-                <m:t>Gi</m:t>
-              </m:r>
-            </m:sub>
-          </m:sSub>
-          <m:r>
-            <w:rPr>
-              <w:rFonts w:ascii="Cambria Math" w:hAnsi="Cambria Math"/>
-            </w:rPr>
-            <m:t>-</m:t>
-          </m:r>
-          <m:r>
-            <w:rPr>
-              <w:rFonts w:ascii="Cambria Math" w:hAnsi="Cambria Math"/>
-            </w:rPr>
-            <m:t xml:space="preserve">εH- </m:t>
-          </m:r>
-          <m:r>
-            <w:rPr>
-              <w:rFonts w:ascii="Cambria Math" w:hAnsi="Cambria Math"/>
-            </w:rPr>
-            <m:t>μ</m:t>
-          </m:r>
-          <m:r>
-            <w:rPr>
-              <w:rFonts w:ascii="Cambria Math" w:hAnsi="Cambria Math"/>
-            </w:rPr>
-            <m:t>H</m:t>
-          </m:r>
+            <m:sub>
+              <m:r>
+                <w:rPr>
+                  <w:rFonts w:ascii="Cambria Math" w:hAnsi="Cambria Math"/>
+                </w:rPr>
+                <m:t>i</m:t>
+              </m:r>
+            </m:sub>
+          </m:sSub>
+          <m:r>
+            <w:rPr>
+              <w:rFonts w:ascii="Cambria Math" w:hAnsi="Cambria Math"/>
+            </w:rPr>
+            <m:t>- μ</m:t>
+          </m:r>
+          <m:sSub>
+            <m:sSubPr>
+              <m:ctrlPr>
+                <w:rPr>
+                  <w:rFonts w:ascii="Cambria Math" w:hAnsi="Cambria Math"/>
+                  <w:i/>
+                </w:rPr>
+              </m:ctrlPr>
+            </m:sSubPr>
+            <m:e>
+              <m:r>
+                <w:rPr>
+                  <w:rFonts w:ascii="Cambria Math" w:hAnsi="Cambria Math"/>
+                </w:rPr>
+                <m:t>H</m:t>
+              </m:r>
+            </m:e>
+            <m:sub>
+              <m:r>
+                <w:rPr>
+                  <w:rFonts w:ascii="Cambria Math" w:hAnsi="Cambria Math"/>
+                </w:rPr>
+                <m:t>i</m:t>
+              </m:r>
+            </m:sub>
+          </m:sSub>
         </m:oMath>
       </m:oMathPara>
     </w:p>
@@ -1035,23 +926,37 @@
             </w:rPr>
             <m:t xml:space="preserve">= </m:t>
           </m:r>
-          <m:r>
-            <w:rPr>
-              <w:rFonts w:ascii="Cambria Math" w:hAnsi="Cambria Math"/>
-            </w:rPr>
-            <m:t>ε</m:t>
-          </m:r>
-          <m:r>
-            <w:rPr>
-              <w:rFonts w:ascii="Cambria Math" w:hAnsi="Cambria Math"/>
-            </w:rPr>
-            <m:t>H+</m:t>
-          </m:r>
-          <m:r>
-            <w:rPr>
-              <w:rFonts w:ascii="Cambria Math" w:hAnsi="Cambria Math"/>
-            </w:rPr>
-            <m:t xml:space="preserve"> </m:t>
+          <m:sSub>
+            <m:sSubPr>
+              <m:ctrlPr>
+                <w:rPr>
+                  <w:rFonts w:ascii="Cambria Math" w:hAnsi="Cambria Math"/>
+                  <w:i/>
+                </w:rPr>
+              </m:ctrlPr>
+            </m:sSubPr>
+            <m:e>
+              <m:r>
+                <w:rPr>
+                  <w:rFonts w:ascii="Cambria Math" w:hAnsi="Cambria Math"/>
+                </w:rPr>
+                <m:t>ε</m:t>
+              </m:r>
+            </m:e>
+            <m:sub>
+              <m:r>
+                <w:rPr>
+                  <w:rFonts w:ascii="Cambria Math" w:hAnsi="Cambria Math"/>
+                </w:rPr>
+                <m:t>i</m:t>
+              </m:r>
+            </m:sub>
+          </m:sSub>
+          <m:r>
+            <w:rPr>
+              <w:rFonts w:ascii="Cambria Math" w:hAnsi="Cambria Math"/>
+            </w:rPr>
+            <m:t xml:space="preserve">H+ </m:t>
           </m:r>
           <m:sSub>
             <m:sSubPr>
@@ -1109,13 +1014,7 @@
             <w:rPr>
               <w:rFonts w:ascii="Cambria Math" w:hAnsi="Cambria Math"/>
             </w:rPr>
-            <m:t>-</m:t>
-          </m:r>
-          <m:r>
-            <w:rPr>
-              <w:rFonts w:ascii="Cambria Math" w:hAnsi="Cambria Math"/>
-            </w:rPr>
-            <m:t>γ</m:t>
+            <m:t>-γ</m:t>
           </m:r>
           <m:sSub>
             <m:sSubPr>
@@ -1179,13 +1078,7 @@
             <w:rPr>
               <w:rFonts w:ascii="Cambria Math" w:hAnsi="Cambria Math"/>
             </w:rPr>
-            <m:t xml:space="preserve">- </m:t>
-          </m:r>
-          <m:r>
-            <w:rPr>
-              <w:rFonts w:ascii="Cambria Math" w:hAnsi="Cambria Math"/>
-            </w:rPr>
-            <m:t>λ</m:t>
+            <m:t>- λ</m:t>
           </m:r>
           <m:sSub>
             <m:sSubPr>
@@ -1250,13 +1143,7 @@
             <w:rPr>
               <w:rFonts w:ascii="Cambria Math" w:hAnsi="Cambria Math"/>
             </w:rPr>
-            <m:t xml:space="preserve">= </m:t>
-          </m:r>
-          <m:r>
-            <w:rPr>
-              <w:rFonts w:ascii="Cambria Math" w:hAnsi="Cambria Math"/>
-            </w:rPr>
-            <m:t>λ</m:t>
+            <m:t>= λ</m:t>
           </m:r>
           <m:sSub>
             <m:sSubPr>
@@ -1288,31 +1175,7 @@
             <w:rPr>
               <w:rFonts w:ascii="Cambria Math" w:hAnsi="Cambria Math"/>
             </w:rPr>
-            <m:t xml:space="preserve">- </m:t>
-          </m:r>
-          <m:r>
-            <w:rPr>
-              <w:rFonts w:ascii="Cambria Math" w:hAnsi="Cambria Math"/>
-            </w:rPr>
-            <m:t>ρV</m:t>
-          </m:r>
-          <m:r>
-            <w:rPr>
-              <w:rFonts w:ascii="Cambria Math" w:hAnsi="Cambria Math"/>
-            </w:rPr>
-            <m:t>-</m:t>
-          </m:r>
-          <m:r>
-            <w:rPr>
-              <w:rFonts w:ascii="Cambria Math" w:hAnsi="Cambria Math"/>
-            </w:rPr>
-            <m:t>μ</m:t>
-          </m:r>
-          <m:r>
-            <w:rPr>
-              <w:rFonts w:ascii="Cambria Math" w:hAnsi="Cambria Math"/>
-            </w:rPr>
-            <m:t>V</m:t>
+            <m:t>- ρV-μV</m:t>
           </m:r>
         </m:oMath>
       </m:oMathPara>
@@ -1328,15 +1191,18 @@
       <w:pPr>
         <w:rPr>
           <w:rFonts w:eastAsiaTheme="minorEastAsia"/>
+          <w:b/>
+          <w:bCs/>
         </w:rPr>
       </w:pPr>
-    </w:p>
-    <w:p>
-      <w:pPr>
+      <w:r>
         <w:rPr>
           <w:rFonts w:eastAsiaTheme="minorEastAsia"/>
+          <w:b/>
+          <w:bCs/>
         </w:rPr>
-      </w:pPr>
+        <w:t>Simplificado</w:t>
+      </w:r>
     </w:p>
     <w:p>
       <w:pPr>
@@ -1372,13 +1238,39 @@
             <w:rPr>
               <w:rFonts w:ascii="Cambria Math" w:hAnsi="Cambria Math"/>
             </w:rPr>
-            <m:t xml:space="preserve">= μ+ </m:t>
-          </m:r>
-          <m:r>
-            <w:rPr>
-              <w:rFonts w:ascii="Cambria Math" w:hAnsi="Cambria Math"/>
-            </w:rPr>
-            <m:t> γ</m:t>
+            <m:t xml:space="preserve">= μ- </m:t>
+          </m:r>
+          <m:sSub>
+            <m:sSubPr>
+              <m:ctrlPr>
+                <w:rPr>
+                  <w:rFonts w:ascii="Cambria Math" w:hAnsi="Cambria Math"/>
+                  <w:i/>
+                </w:rPr>
+              </m:ctrlPr>
+            </m:sSubPr>
+            <m:e>
+              <m:r>
+                <w:rPr>
+                  <w:rFonts w:ascii="Cambria Math" w:hAnsi="Cambria Math"/>
+                </w:rPr>
+                <m:t>B</m:t>
+              </m:r>
+            </m:e>
+            <m:sub>
+              <m:r>
+                <w:rPr>
+                  <w:rFonts w:ascii="Cambria Math" w:hAnsi="Cambria Math"/>
+                </w:rPr>
+                <m:t>i</m:t>
+              </m:r>
+            </m:sub>
+          </m:sSub>
+          <m:r>
+            <w:rPr>
+              <w:rFonts w:ascii="Cambria Math" w:hAnsi="Cambria Math"/>
+            </w:rPr>
+            <m:t>S+  γ</m:t>
           </m:r>
           <m:sSub>
             <m:sSubPr>
@@ -1410,57 +1302,7 @@
             <w:rPr>
               <w:rFonts w:ascii="Cambria Math" w:hAnsi="Cambria Math"/>
             </w:rPr>
-            <m:t>+ρV-</m:t>
-          </m:r>
-          <m:sSub>
-            <m:sSubPr>
-              <m:ctrlPr>
-                <w:rPr>
-                  <w:rFonts w:ascii="Cambria Math" w:hAnsi="Cambria Math"/>
-                  <w:i/>
-                </w:rPr>
-              </m:ctrlPr>
-            </m:sSubPr>
-            <m:e>
-              <m:r>
-                <w:rPr>
-                  <w:rFonts w:ascii="Cambria Math" w:hAnsi="Cambria Math"/>
-                </w:rPr>
-                <m:t>S(</m:t>
-              </m:r>
-              <m:r>
-                <w:rPr>
-                  <w:rFonts w:ascii="Cambria Math" w:hAnsi="Cambria Math"/>
-                </w:rPr>
-                <m:t>B</m:t>
-              </m:r>
-            </m:e>
-            <m:sub>
-              <m:r>
-                <w:rPr>
-                  <w:rFonts w:ascii="Cambria Math" w:hAnsi="Cambria Math"/>
-                </w:rPr>
-                <m:t>i</m:t>
-              </m:r>
-            </m:sub>
-          </m:sSub>
-          <m:r>
-            <w:rPr>
-              <w:rFonts w:ascii="Cambria Math" w:hAnsi="Cambria Math"/>
-            </w:rPr>
-            <m:t>+</m:t>
-          </m:r>
-          <m:r>
-            <w:rPr>
-              <w:rFonts w:ascii="Cambria Math" w:hAnsi="Cambria Math"/>
-            </w:rPr>
-            <m:t>μ</m:t>
-          </m:r>
-          <m:r>
-            <w:rPr>
-              <w:rFonts w:ascii="Cambria Math" w:hAnsi="Cambria Math"/>
-            </w:rPr>
-            <m:t>)</m:t>
+            <m:t>+ρV-μS</m:t>
           </m:r>
         </m:oMath>
       </m:oMathPara>
@@ -1531,7 +1373,7 @@
             <w:rPr>
               <w:rFonts w:ascii="Cambria Math" w:hAnsi="Cambria Math"/>
             </w:rPr>
-            <m:t>S-</m:t>
+            <m:t>S- σρ</m:t>
           </m:r>
           <m:sSub>
             <m:sSubPr>
@@ -1563,72 +1405,8 @@
             <w:rPr>
               <w:rFonts w:ascii="Cambria Math" w:hAnsi="Cambria Math"/>
             </w:rPr>
-            <m:t>(</m:t>
-          </m:r>
-          <m:sSub>
-            <m:sSubPr>
-              <m:ctrlPr>
-                <w:rPr>
-                  <w:rFonts w:ascii="Cambria Math" w:hAnsi="Cambria Math"/>
-                  <w:i/>
-                </w:rPr>
-              </m:ctrlPr>
-            </m:sSubPr>
-            <m:e>
-              <m:r>
-                <w:rPr>
-                  <w:rFonts w:ascii="Cambria Math" w:hAnsi="Cambria Math"/>
-                </w:rPr>
-                <m:t>σ</m:t>
-              </m:r>
-            </m:e>
-            <m:sub>
-              <m:r>
-                <w:rPr>
-                  <w:rFonts w:ascii="Cambria Math" w:hAnsi="Cambria Math"/>
-                </w:rPr>
-                <m:t>i</m:t>
-              </m:r>
-            </m:sub>
-          </m:sSub>
-          <m:r>
-            <w:rPr>
-              <w:rFonts w:ascii="Cambria Math" w:hAnsi="Cambria Math"/>
-            </w:rPr>
-            <m:t>ρ</m:t>
-          </m:r>
-          <m:r>
-            <w:rPr>
-              <w:rFonts w:ascii="Cambria Math" w:hAnsi="Cambria Math"/>
-            </w:rPr>
-            <m:t>+</m:t>
-          </m:r>
-          <m:sSub>
-            <m:sSubPr>
-              <m:ctrlPr>
-                <w:rPr>
-                  <w:rFonts w:ascii="Cambria Math" w:hAnsi="Cambria Math"/>
-                  <w:i/>
-                </w:rPr>
-              </m:ctrlPr>
-            </m:sSubPr>
-            <m:e>
-              <m:r>
-                <w:rPr>
-                  <w:rFonts w:ascii="Cambria Math" w:hAnsi="Cambria Math"/>
-                </w:rPr>
-                <m:t>σ</m:t>
-              </m:r>
-            </m:e>
-            <m:sub>
-              <m:r>
-                <w:rPr>
-                  <w:rFonts w:ascii="Cambria Math" w:hAnsi="Cambria Math"/>
-                </w:rPr>
-                <m:t>i</m:t>
-              </m:r>
-            </m:sub>
-          </m:sSub>
+            <m:t>-  σ</m:t>
+          </m:r>
           <m:d>
             <m:dPr>
               <m:ctrlPr>
@@ -1647,24 +1425,64 @@
               </m:r>
             </m:e>
           </m:d>
-          <m:r>
-            <w:rPr>
-              <w:rFonts w:ascii="Cambria Math" w:hAnsi="Cambria Math"/>
-            </w:rPr>
-            <m:t>+</m:t>
-          </m:r>
-          <m:r>
-            <w:rPr>
-              <w:rFonts w:ascii="Cambria Math" w:hAnsi="Cambria Math"/>
-            </w:rPr>
-            <m:t>μ</m:t>
-          </m:r>
-          <m:r>
-            <w:rPr>
-              <w:rFonts w:ascii="Cambria Math" w:hAnsi="Cambria Math"/>
-            </w:rPr>
-            <m:t>)</m:t>
-          </m:r>
+          <m:sSub>
+            <m:sSubPr>
+              <m:ctrlPr>
+                <w:rPr>
+                  <w:rFonts w:ascii="Cambria Math" w:hAnsi="Cambria Math"/>
+                  <w:i/>
+                </w:rPr>
+              </m:ctrlPr>
+            </m:sSubPr>
+            <m:e>
+              <m:r>
+                <w:rPr>
+                  <w:rFonts w:ascii="Cambria Math" w:hAnsi="Cambria Math"/>
+                </w:rPr>
+                <m:t>E</m:t>
+              </m:r>
+            </m:e>
+            <m:sub>
+              <m:r>
+                <w:rPr>
+                  <w:rFonts w:ascii="Cambria Math" w:hAnsi="Cambria Math"/>
+                </w:rPr>
+                <m:t>i</m:t>
+              </m:r>
+            </m:sub>
+          </m:sSub>
+          <m:r>
+            <w:rPr>
+              <w:rFonts w:ascii="Cambria Math" w:hAnsi="Cambria Math"/>
+            </w:rPr>
+            <m:t>-  μ</m:t>
+          </m:r>
+          <m:sSub>
+            <m:sSubPr>
+              <m:ctrlPr>
+                <w:rPr>
+                  <w:rFonts w:ascii="Cambria Math" w:hAnsi="Cambria Math"/>
+                  <w:i/>
+                </w:rPr>
+              </m:ctrlPr>
+            </m:sSubPr>
+            <m:e>
+              <m:r>
+                <w:rPr>
+                  <w:rFonts w:ascii="Cambria Math" w:hAnsi="Cambria Math"/>
+                </w:rPr>
+                <m:t>E</m:t>
+              </m:r>
+            </m:e>
+            <m:sub>
+              <m:r>
+                <w:rPr>
+                  <w:rFonts w:ascii="Cambria Math" w:hAnsi="Cambria Math"/>
+                </w:rPr>
+                <m:t>i</m:t>
+              </m:r>
+            </m:sub>
+          </m:sSub>
         </m:oMath>
       </m:oMathPara>
     </w:p>
@@ -1722,34 +1540,8 @@
             <w:rPr>
               <w:rFonts w:ascii="Cambria Math" w:hAnsi="Cambria Math"/>
             </w:rPr>
-            <m:t xml:space="preserve">= </m:t>
-          </m:r>
-          <m:sSub>
-            <m:sSubPr>
-              <m:ctrlPr>
-                <w:rPr>
-                  <w:rFonts w:ascii="Cambria Math" w:hAnsi="Cambria Math"/>
-                  <w:i/>
-                </w:rPr>
-              </m:ctrlPr>
-            </m:sSubPr>
-            <m:e>
-              <m:r>
-                <w:rPr>
-                  <w:rFonts w:ascii="Cambria Math" w:hAnsi="Cambria Math"/>
-                </w:rPr>
-                <m:t>σ</m:t>
-              </m:r>
-            </m:e>
-            <m:sub>
-              <m:r>
-                <w:rPr>
-                  <w:rFonts w:ascii="Cambria Math" w:hAnsi="Cambria Math"/>
-                </w:rPr>
-                <m:t>i</m:t>
-              </m:r>
-            </m:sub>
-          </m:sSub>
+            <m:t>= σ</m:t>
+          </m:r>
           <m:d>
             <m:dPr>
               <m:ctrlPr>
@@ -1814,6 +1606,32 @@
                 <w:rPr>
                   <w:rFonts w:ascii="Cambria Math" w:hAnsi="Cambria Math"/>
                 </w:rPr>
+                <m:t>α</m:t>
+              </m:r>
+            </m:e>
+            <m:sub>
+              <m:r>
+                <w:rPr>
+                  <w:rFonts w:ascii="Cambria Math" w:hAnsi="Cambria Math"/>
+                </w:rPr>
+                <m:t>i</m:t>
+              </m:r>
+            </m:sub>
+          </m:sSub>
+          <m:sSub>
+            <m:sSubPr>
+              <m:ctrlPr>
+                <w:rPr>
+                  <w:rFonts w:ascii="Cambria Math" w:hAnsi="Cambria Math"/>
+                  <w:i/>
+                </w:rPr>
+              </m:ctrlPr>
+            </m:sSubPr>
+            <m:e>
+              <m:r>
+                <w:rPr>
+                  <w:rFonts w:ascii="Cambria Math" w:hAnsi="Cambria Math"/>
+                </w:rPr>
                 <m:t>I</m:t>
               </m:r>
             </m:e>
@@ -1830,46 +1648,34 @@
             <w:rPr>
               <w:rFonts w:ascii="Cambria Math" w:hAnsi="Cambria Math"/>
             </w:rPr>
-            <m:t>(</m:t>
-          </m:r>
-          <m:sSub>
-            <m:sSubPr>
-              <m:ctrlPr>
-                <w:rPr>
-                  <w:rFonts w:ascii="Cambria Math" w:hAnsi="Cambria Math"/>
-                  <w:i/>
-                </w:rPr>
-              </m:ctrlPr>
-            </m:sSubPr>
-            <m:e>
-              <m:r>
-                <w:rPr>
-                  <w:rFonts w:ascii="Cambria Math" w:hAnsi="Cambria Math"/>
-                </w:rPr>
-                <m:t>α</m:t>
-              </m:r>
-            </m:e>
-            <m:sub>
-              <m:r>
-                <w:rPr>
-                  <w:rFonts w:ascii="Cambria Math" w:hAnsi="Cambria Math"/>
-                </w:rPr>
-                <m:t>i</m:t>
-              </m:r>
-            </m:sub>
-          </m:sSub>
-          <m:r>
-            <w:rPr>
-              <w:rFonts w:ascii="Cambria Math" w:hAnsi="Cambria Math"/>
-            </w:rPr>
-            <m:t>-μ</m:t>
-          </m:r>
-          <m:r>
-            <w:rPr>
-              <w:rFonts w:ascii="Cambria Math" w:hAnsi="Cambria Math"/>
-            </w:rPr>
-            <m:t>)</m:t>
-          </m:r>
+            <m:t>-(μ+κ)</m:t>
+          </m:r>
+          <m:sSub>
+            <m:sSubPr>
+              <m:ctrlPr>
+                <w:rPr>
+                  <w:rFonts w:ascii="Cambria Math" w:hAnsi="Cambria Math"/>
+                  <w:i/>
+                </w:rPr>
+              </m:ctrlPr>
+            </m:sSubPr>
+            <m:e>
+              <m:r>
+                <w:rPr>
+                  <w:rFonts w:ascii="Cambria Math" w:hAnsi="Cambria Math"/>
+                </w:rPr>
+                <m:t>I</m:t>
+              </m:r>
+            </m:e>
+            <m:sub>
+              <m:r>
+                <w:rPr>
+                  <w:rFonts w:ascii="Cambria Math" w:hAnsi="Cambria Math"/>
+                </w:rPr>
+                <m:t>Li</m:t>
+              </m:r>
+            </m:sub>
+          </m:sSub>
         </m:oMath>
       </m:oMathPara>
     </w:p>
@@ -1927,39 +1733,7 @@
             <w:rPr>
               <w:rFonts w:ascii="Cambria Math" w:hAnsi="Cambria Math"/>
             </w:rPr>
-            <m:t xml:space="preserve">= </m:t>
-          </m:r>
-          <m:sSub>
-            <m:sSubPr>
-              <m:ctrlPr>
-                <w:rPr>
-                  <w:rFonts w:ascii="Cambria Math" w:hAnsi="Cambria Math"/>
-                  <w:i/>
-                </w:rPr>
-              </m:ctrlPr>
-            </m:sSubPr>
-            <m:e>
-              <m:r>
-                <w:rPr>
-                  <w:rFonts w:ascii="Cambria Math" w:hAnsi="Cambria Math"/>
-                </w:rPr>
-                <m:t>σ</m:t>
-              </m:r>
-            </m:e>
-            <m:sub>
-              <m:r>
-                <w:rPr>
-                  <w:rFonts w:ascii="Cambria Math" w:hAnsi="Cambria Math"/>
-                </w:rPr>
-                <m:t>i</m:t>
-              </m:r>
-            </m:sub>
-          </m:sSub>
-          <m:r>
-            <w:rPr>
-              <w:rFonts w:ascii="Cambria Math" w:hAnsi="Cambria Math"/>
-            </w:rPr>
-            <m:t>ρ</m:t>
+            <m:t>= σρ</m:t>
           </m:r>
           <m:sSub>
             <m:sSubPr>
@@ -2007,6 +1781,32 @@
                 <w:rPr>
                   <w:rFonts w:ascii="Cambria Math" w:hAnsi="Cambria Math"/>
                 </w:rPr>
+                <m:t>δ</m:t>
+              </m:r>
+            </m:e>
+            <m:sub>
+              <m:r>
+                <w:rPr>
+                  <w:rFonts w:ascii="Cambria Math" w:hAnsi="Cambria Math"/>
+                </w:rPr>
+                <m:t>i</m:t>
+              </m:r>
+            </m:sub>
+          </m:sSub>
+          <m:sSub>
+            <m:sSubPr>
+              <m:ctrlPr>
+                <w:rPr>
+                  <w:rFonts w:ascii="Cambria Math" w:hAnsi="Cambria Math"/>
+                  <w:i/>
+                </w:rPr>
+              </m:ctrlPr>
+            </m:sSubPr>
+            <m:e>
+              <m:r>
+                <w:rPr>
+                  <w:rFonts w:ascii="Cambria Math" w:hAnsi="Cambria Math"/>
+                </w:rPr>
                 <m:t>I</m:t>
               </m:r>
             </m:e>
@@ -2023,52 +1823,34 @@
             <w:rPr>
               <w:rFonts w:ascii="Cambria Math" w:hAnsi="Cambria Math"/>
             </w:rPr>
-            <m:t>(</m:t>
-          </m:r>
-          <m:sSub>
-            <m:sSubPr>
-              <m:ctrlPr>
-                <w:rPr>
-                  <w:rFonts w:ascii="Cambria Math" w:hAnsi="Cambria Math"/>
-                  <w:i/>
-                </w:rPr>
-              </m:ctrlPr>
-            </m:sSubPr>
-            <m:e>
-              <m:r>
-                <w:rPr>
-                  <w:rFonts w:ascii="Cambria Math" w:hAnsi="Cambria Math"/>
-                </w:rPr>
-                <m:t>δ</m:t>
-              </m:r>
-            </m:e>
-            <m:sub>
-              <m:r>
-                <w:rPr>
-                  <w:rFonts w:ascii="Cambria Math" w:hAnsi="Cambria Math"/>
-                </w:rPr>
-                <m:t>i</m:t>
-              </m:r>
-            </m:sub>
-          </m:sSub>
-          <m:r>
-            <w:rPr>
-              <w:rFonts w:ascii="Cambria Math" w:hAnsi="Cambria Math"/>
-            </w:rPr>
-            <m:t>+</m:t>
-          </m:r>
-          <m:r>
-            <w:rPr>
-              <w:rFonts w:ascii="Cambria Math" w:hAnsi="Cambria Math"/>
-            </w:rPr>
-            <m:t>μ</m:t>
-          </m:r>
-          <m:r>
-            <w:rPr>
-              <w:rFonts w:ascii="Cambria Math" w:hAnsi="Cambria Math"/>
-            </w:rPr>
-            <m:t>)</m:t>
-          </m:r>
+            <m:t>-(μ+κ)</m:t>
+          </m:r>
+          <m:sSub>
+            <m:sSubPr>
+              <m:ctrlPr>
+                <w:rPr>
+                  <w:rFonts w:ascii="Cambria Math" w:hAnsi="Cambria Math"/>
+                  <w:i/>
+                </w:rPr>
+              </m:ctrlPr>
+            </m:sSubPr>
+            <m:e>
+              <m:r>
+                <w:rPr>
+                  <w:rFonts w:ascii="Cambria Math" w:hAnsi="Cambria Math"/>
+                </w:rPr>
+                <m:t>I</m:t>
+              </m:r>
+            </m:e>
+            <m:sub>
+              <m:r>
+                <w:rPr>
+                  <w:rFonts w:ascii="Cambria Math" w:hAnsi="Cambria Math"/>
+                </w:rPr>
+                <m:t>Gi</m:t>
+              </m:r>
+            </m:sub>
+          </m:sSub>
         </m:oMath>
       </m:oMathPara>
     </w:p>
@@ -2094,6 +1876,108 @@
               </m:ctrlPr>
             </m:accPr>
             <m:e>
+              <m:sSub>
+                <m:sSubPr>
+                  <m:ctrlPr>
+                    <w:rPr>
+                      <w:rFonts w:ascii="Cambria Math" w:hAnsi="Cambria Math"/>
+                      <w:i/>
+                    </w:rPr>
+                  </m:ctrlPr>
+                </m:sSubPr>
+                <m:e>
+                  <m:r>
+                    <w:rPr>
+                      <w:rFonts w:ascii="Cambria Math" w:hAnsi="Cambria Math"/>
+                    </w:rPr>
+                    <m:t>H</m:t>
+                  </m:r>
+                </m:e>
+                <m:sub>
+                  <m:r>
+                    <w:rPr>
+                      <w:rFonts w:ascii="Cambria Math" w:hAnsi="Cambria Math"/>
+                    </w:rPr>
+                    <m:t>i</m:t>
+                  </m:r>
+                </m:sub>
+              </m:sSub>
+            </m:e>
+          </m:acc>
+          <m:r>
+            <w:rPr>
+              <w:rFonts w:ascii="Cambria Math" w:hAnsi="Cambria Math"/>
+            </w:rPr>
+            <m:t xml:space="preserve">= </m:t>
+          </m:r>
+          <m:sSub>
+            <m:sSubPr>
+              <m:ctrlPr>
+                <w:rPr>
+                  <w:rFonts w:ascii="Cambria Math" w:hAnsi="Cambria Math"/>
+                  <w:i/>
+                </w:rPr>
+              </m:ctrlPr>
+            </m:sSubPr>
+            <m:e>
+              <m:r>
+                <w:rPr>
+                  <w:rFonts w:ascii="Cambria Math" w:hAnsi="Cambria Math"/>
+                </w:rPr>
+                <m:t>δ</m:t>
+              </m:r>
+            </m:e>
+            <m:sub>
+              <m:r>
+                <w:rPr>
+                  <w:rFonts w:ascii="Cambria Math" w:hAnsi="Cambria Math"/>
+                </w:rPr>
+                <m:t>i</m:t>
+              </m:r>
+            </m:sub>
+          </m:sSub>
+          <m:sSub>
+            <m:sSubPr>
+              <m:ctrlPr>
+                <w:rPr>
+                  <w:rFonts w:ascii="Cambria Math" w:hAnsi="Cambria Math"/>
+                  <w:i/>
+                </w:rPr>
+              </m:ctrlPr>
+            </m:sSubPr>
+            <m:e>
+              <m:r>
+                <w:rPr>
+                  <w:rFonts w:ascii="Cambria Math" w:hAnsi="Cambria Math"/>
+                </w:rPr>
+                <m:t>I</m:t>
+              </m:r>
+            </m:e>
+            <m:sub>
+              <m:r>
+                <w:rPr>
+                  <w:rFonts w:ascii="Cambria Math" w:hAnsi="Cambria Math"/>
+                </w:rPr>
+                <m:t>Gi</m:t>
+              </m:r>
+            </m:sub>
+          </m:sSub>
+          <m:r>
+            <w:rPr>
+              <w:rFonts w:ascii="Cambria Math" w:hAnsi="Cambria Math"/>
+            </w:rPr>
+            <m:t>-</m:t>
+          </m:r>
+          <m:sSub>
+            <m:sSubPr>
+              <m:ctrlPr>
+                <w:rPr>
+                  <w:rFonts w:ascii="Cambria Math" w:hAnsi="Cambria Math"/>
+                  <w:i/>
+                </w:rPr>
+              </m:ctrlPr>
+            </m:sSubPr>
+            <m:e>
               <m:r>
                 <w:rPr>
                   <w:rFonts w:ascii="Cambria Math" w:hAnsi="Cambria Math"/>
@@ -2101,88 +1985,52 @@
                 <m:t>H</m:t>
               </m:r>
             </m:e>
-          </m:acc>
-          <m:r>
-            <w:rPr>
-              <w:rFonts w:ascii="Cambria Math" w:hAnsi="Cambria Math"/>
-            </w:rPr>
-            <m:t xml:space="preserve">= </m:t>
-          </m:r>
-          <m:sSub>
-            <m:sSubPr>
-              <m:ctrlPr>
-                <w:rPr>
-                  <w:rFonts w:ascii="Cambria Math" w:hAnsi="Cambria Math"/>
-                  <w:i/>
-                </w:rPr>
-              </m:ctrlPr>
-            </m:sSubPr>
-            <m:e>
-              <m:r>
-                <w:rPr>
-                  <w:rFonts w:ascii="Cambria Math" w:hAnsi="Cambria Math"/>
-                </w:rPr>
-                <m:t>δ</m:t>
-              </m:r>
-            </m:e>
-            <m:sub>
-              <m:r>
-                <w:rPr>
-                  <w:rFonts w:ascii="Cambria Math" w:hAnsi="Cambria Math"/>
-                </w:rPr>
-                <m:t>i</m:t>
-              </m:r>
-            </m:sub>
-          </m:sSub>
-          <m:sSub>
-            <m:sSubPr>
-              <m:ctrlPr>
-                <w:rPr>
-                  <w:rFonts w:ascii="Cambria Math" w:hAnsi="Cambria Math"/>
-                  <w:i/>
-                </w:rPr>
-              </m:ctrlPr>
-            </m:sSubPr>
-            <m:e>
-              <m:r>
-                <w:rPr>
-                  <w:rFonts w:ascii="Cambria Math" w:hAnsi="Cambria Math"/>
-                </w:rPr>
-                <m:t>I</m:t>
-              </m:r>
-            </m:e>
-            <m:sub>
-              <m:r>
-                <w:rPr>
-                  <w:rFonts w:ascii="Cambria Math" w:hAnsi="Cambria Math"/>
-                </w:rPr>
-                <m:t>Gi</m:t>
-              </m:r>
-            </m:sub>
-          </m:sSub>
-          <m:r>
-            <w:rPr>
-              <w:rFonts w:ascii="Cambria Math" w:hAnsi="Cambria Math"/>
-            </w:rPr>
-            <m:t>-</m:t>
-          </m:r>
-          <m:r>
-            <w:rPr>
-              <w:rFonts w:ascii="Cambria Math" w:hAnsi="Cambria Math"/>
-            </w:rPr>
-            <m:t>H(</m:t>
-          </m:r>
-          <m:r>
-            <w:rPr>
-              <w:rFonts w:ascii="Cambria Math" w:hAnsi="Cambria Math"/>
-            </w:rPr>
-            <m:t>ε- μ</m:t>
-          </m:r>
-          <m:r>
-            <w:rPr>
-              <w:rFonts w:ascii="Cambria Math" w:hAnsi="Cambria Math"/>
-            </w:rPr>
-            <m:t>)</m:t>
+            <m:sub>
+              <m:r>
+                <w:rPr>
+                  <w:rFonts w:ascii="Cambria Math" w:hAnsi="Cambria Math"/>
+                </w:rPr>
+                <m:t>i</m:t>
+              </m:r>
+            </m:sub>
+          </m:sSub>
+          <m:r>
+            <w:rPr>
+              <w:rFonts w:ascii="Cambria Math" w:hAnsi="Cambria Math"/>
+            </w:rPr>
+            <m:t>(</m:t>
+          </m:r>
+          <m:sSub>
+            <m:sSubPr>
+              <m:ctrlPr>
+                <w:rPr>
+                  <w:rFonts w:ascii="Cambria Math" w:hAnsi="Cambria Math"/>
+                  <w:i/>
+                </w:rPr>
+              </m:ctrlPr>
+            </m:sSubPr>
+            <m:e>
+              <m:r>
+                <w:rPr>
+                  <w:rFonts w:ascii="Cambria Math" w:hAnsi="Cambria Math"/>
+                </w:rPr>
+                <m:t>ε</m:t>
+              </m:r>
+            </m:e>
+            <m:sub>
+              <m:r>
+                <w:rPr>
+                  <w:rFonts w:ascii="Cambria Math" w:hAnsi="Cambria Math"/>
+                </w:rPr>
+                <m:t>i</m:t>
+              </m:r>
+            </m:sub>
+          </m:sSub>
+          <m:r>
+            <w:rPr>
+              <w:rFonts w:ascii="Cambria Math" w:hAnsi="Cambria Math"/>
+            </w:rPr>
+            <m:t>+μ)</m:t>
           </m:r>
         </m:oMath>
       </m:oMathPara>
@@ -2241,7 +2089,39 @@
             <w:rPr>
               <w:rFonts w:ascii="Cambria Math" w:hAnsi="Cambria Math"/>
             </w:rPr>
-            <m:t xml:space="preserve">= εH+ </m:t>
+            <m:t xml:space="preserve">= </m:t>
+          </m:r>
+          <m:sSub>
+            <m:sSubPr>
+              <m:ctrlPr>
+                <w:rPr>
+                  <w:rFonts w:ascii="Cambria Math" w:hAnsi="Cambria Math"/>
+                  <w:i/>
+                </w:rPr>
+              </m:ctrlPr>
+            </m:sSubPr>
+            <m:e>
+              <m:r>
+                <w:rPr>
+                  <w:rFonts w:ascii="Cambria Math" w:hAnsi="Cambria Math"/>
+                </w:rPr>
+                <m:t>ε</m:t>
+              </m:r>
+            </m:e>
+            <m:sub>
+              <m:r>
+                <w:rPr>
+                  <w:rFonts w:ascii="Cambria Math" w:hAnsi="Cambria Math"/>
+                </w:rPr>
+                <m:t>i</m:t>
+              </m:r>
+            </m:sub>
+          </m:sSub>
+          <m:r>
+            <w:rPr>
+              <w:rFonts w:ascii="Cambria Math" w:hAnsi="Cambria Math"/>
+            </w:rPr>
+            <m:t xml:space="preserve">H+ </m:t>
           </m:r>
           <m:sSub>
             <m:sSubPr>
@@ -2331,43 +2211,7 @@
             <w:rPr>
               <w:rFonts w:ascii="Cambria Math" w:hAnsi="Cambria Math"/>
             </w:rPr>
-            <m:t>(</m:t>
-          </m:r>
-          <m:r>
-            <w:rPr>
-              <w:rFonts w:ascii="Cambria Math" w:hAnsi="Cambria Math"/>
-            </w:rPr>
-            <m:t>γ</m:t>
-          </m:r>
-          <m:r>
-            <w:rPr>
-              <w:rFonts w:ascii="Cambria Math" w:hAnsi="Cambria Math"/>
-            </w:rPr>
-            <m:t>+</m:t>
-          </m:r>
-          <m:r>
-            <w:rPr>
-              <w:rFonts w:ascii="Cambria Math" w:hAnsi="Cambria Math"/>
-            </w:rPr>
-            <m:t>μ</m:t>
-          </m:r>
-          <m:r>
-            <w:rPr>
-              <w:rFonts w:ascii="Cambria Math" w:hAnsi="Cambria Math"/>
-            </w:rPr>
-            <m:t>+</m:t>
-          </m:r>
-          <m:r>
-            <w:rPr>
-              <w:rFonts w:ascii="Cambria Math" w:hAnsi="Cambria Math"/>
-            </w:rPr>
-            <m:t>λ</m:t>
-          </m:r>
-          <m:r>
-            <w:rPr>
-              <w:rFonts w:ascii="Cambria Math" w:hAnsi="Cambria Math"/>
-            </w:rPr>
-            <m:t>)</m:t>
+            <m:t>(γ+μ+λ)</m:t>
           </m:r>
         </m:oMath>
       </m:oMathPara>
@@ -2406,13 +2250,7 @@
             <w:rPr>
               <w:rFonts w:ascii="Cambria Math" w:hAnsi="Cambria Math"/>
             </w:rPr>
-            <m:t xml:space="preserve">= </m:t>
-          </m:r>
-          <m:r>
-            <w:rPr>
-              <w:rFonts w:ascii="Cambria Math" w:hAnsi="Cambria Math"/>
-            </w:rPr>
-            <m:t>λ</m:t>
+            <m:t>= λ</m:t>
           </m:r>
           <m:sSub>
             <m:sSubPr>
@@ -2444,47 +2282,10 @@
             <w:rPr>
               <w:rFonts w:ascii="Cambria Math" w:hAnsi="Cambria Math"/>
             </w:rPr>
-            <m:t xml:space="preserve">- </m:t>
-          </m:r>
-          <m:r>
-            <w:rPr>
-              <w:rFonts w:ascii="Cambria Math" w:hAnsi="Cambria Math"/>
-            </w:rPr>
-            <m:t>V(</m:t>
-          </m:r>
-          <m:r>
-            <w:rPr>
-              <w:rFonts w:ascii="Cambria Math" w:hAnsi="Cambria Math"/>
-            </w:rPr>
-            <m:t>ρ</m:t>
-          </m:r>
-          <m:r>
-            <w:rPr>
-              <w:rFonts w:ascii="Cambria Math" w:hAnsi="Cambria Math"/>
-            </w:rPr>
-            <m:t>+</m:t>
-          </m:r>
-          <m:r>
-            <w:rPr>
-              <w:rFonts w:ascii="Cambria Math" w:hAnsi="Cambria Math"/>
-            </w:rPr>
-            <m:t>μ</m:t>
-          </m:r>
-          <m:r>
-            <w:rPr>
-              <w:rFonts w:ascii="Cambria Math" w:hAnsi="Cambria Math"/>
-            </w:rPr>
-            <m:t>)</m:t>
+            <m:t>-V(ρ+μ)</m:t>
           </m:r>
         </m:oMath>
       </m:oMathPara>
-    </w:p>
-    <w:p>
-      <w:pPr>
-        <w:rPr>
-          <w:rFonts w:eastAsiaTheme="minorEastAsia"/>
-        </w:rPr>
-      </w:pPr>
     </w:p>
     <w:p>
       <w:pPr>
@@ -2945,6 +2746,7 @@
   <w:style w:type="paragraph" w:default="1" w:styleId="Normal">
     <w:name w:val="Normal"/>
     <w:qFormat/>
+    <w:rsid w:val="007953FB"/>
   </w:style>
   <w:style w:type="paragraph" w:styleId="Ttulo1">
     <w:name w:val="heading 1"/>
@@ -3148,6 +2950,7 @@
   <w:style w:type="character" w:default="1" w:styleId="Fuentedeprrafopredeter">
     <w:name w:val="Default Paragraph Font"/>
     <w:uiPriority w:val="1"/>
+    <w:semiHidden/>
     <w:unhideWhenUsed/>
   </w:style>
   <w:style w:type="table" w:default="1" w:styleId="Tablanormal">
